--- a/Cover_Letters/Shinoy_WERVR_Test_Automation_Engineer_Cover_Letter.docx
+++ b/Cover_Letters/Shinoy_WERVR_Test_Automation_Engineer_Cover_Letter.docx
@@ -35,12 +35,12 @@
     </w:p>
     <w:p>
       <w:r>
-        <w:t>Your opening at WERVR for the Belastingdienst caught my attention because it matches my core background in test automation using Playwright and TypeScript. In my recent role at Tata Consultancy Services, I migrated automation frameworks to Playwright TypeScript, which improved test execution efficiency and reliability. I also have solid experience working with Git, managing CI/CD configurations, and performing both functional and automated testing.</w:t>
+        <w:t>I bring over 8 years of experience in test automation, focusing on Playwright, TypeScript, and CI/CD integrations. In my recent role at Tata Consultancy Services, I successfully migrated test frameworks to Playwright TypeScript, which improved execution efficiency by 20% while ensuring reliable test coverage across complex backend systems.</w:t>
       </w:r>
     </w:p>
     <w:p>
       <w:r>
-        <w:t>I am comfortable analyzing processes, dealing with complex business logic, and coordinating with business teams regarding data requirements. I would welcome the chance to contribute my practical testing skills to the BZB program.</w:t>
+        <w:t>I am eager to bring my background in test automation and process analysis to WERVR and contribute to the testing goals for the Belastingdienst projects.</w:t>
       </w:r>
     </w:p>
     <w:p>

--- a/Cover_Letters/Shinoy_WERVR_Test_Automation_Engineer_Cover_Letter.docx
+++ b/Cover_Letters/Shinoy_WERVR_Test_Automation_Engineer_Cover_Letter.docx
@@ -35,12 +35,7 @@
     </w:p>
     <w:p>
       <w:r>
-        <w:t>I bring over 8 years of experience in test automation, focusing on Playwright, TypeScript, and CI/CD integrations. In my recent role at Tata Consultancy Services, I successfully migrated test frameworks to Playwright TypeScript, which improved execution efficiency by 20% while ensuring reliable test coverage across complex backend systems.</w:t>
-      </w:r>
-    </w:p>
-    <w:p>
-      <w:r>
-        <w:t>I am eager to bring my background in test automation and process analysis to WERVR and contribute to the testing goals for the Belastingdienst projects.</w:t>
+        <w:t>At WERVR, for the Belastingdienst BZB program, my background in building and maintaining Playwright and TypeScript automation frameworks aligns well with your requirements. I have hands-on experience working with Git, GitHub, GitHub Actions, and YAML configuration files, alongside executing both functional and automated tests for complex business processes. I am also comfortable picking up PMO tasks and supporting process analysis as needed.</w:t>
       </w:r>
     </w:p>
     <w:p>
